--- a/Carta_Modelo_FIRMADA_ETC88.docx
+++ b/Carta_Modelo_FIRMADA_ETC88.docx
@@ -165,7 +165,7 @@
           <w:b w:val="0"/>
           <w:i w:val="0"/>
         </w:rPr>
-        <w:t>Para realizar este encuentro acudimos a la generosidad de instituciones y personas que colaboran con esta obra; por tal motivo le solicitamos que, según su posibilidad, nos haga un donativo para este retiro, de forma que sirva de apoyo a nuestro presupuesto general. [OPCIONAL: detallar aquí el pedido específico o la lista de productos.] Por ser asociación de fieles de la Diócesis de San Pedro de Macorís podemos emitir la constancia de su donativo; con gusto lo incluimos en nuestra cadena de oración.</w:t>
+        <w:t>Para realizar este encuentro acudimos a la generosidad de instituciones y personas que colaboran con esta obra; por tal motivo le solicitamos que, según su posibilidad, nos haga un donativo para este retiro, de forma que sirva de apoyo a nuestro presupuesto general. [OPCIONAL: detallar aquí el pedido específico o la lista de productos, solo si el director lo indica — regla #7.]</w:t>
       </w:r>
     </w:p>
     <w:p>
